--- a/docs/legal/2026-09-08/deliverables/01_Пользовательское_соглашение.docx
+++ b/docs/legal/2026-09-08/deliverables/01_Пользовательское_соглашение.docx
@@ -100,7 +100,7 @@
     </w:p>
     <w:p>
       <w:r>
-        <w:t>2.2. До регистрации пользователь получает доступ к соглашению. Договор заключается при отдельном явном подтверждении его принятия в интерфейсе с последующим завершением регистрации. Просмотр страниц, молчание и заранее установленная отметка не заменяют такое подтверждение. Для существующего аккаунта принятие новой редакции фиксируется отдельным действием.</w:t>
+        <w:t>2.2. До регистрации пользователь получает доступ к соглашению. Договор заключается нажатием кнопки входа или регистрации (получение кода на email, вход через Apple ID или Google), рядом с которой размещены ссылка на соглашение и указание, что нажатие означает его принятие. Просмотр страниц и молчание не заменяют такое действие. Для существующего аккаунта принятие новой редакции фиксируется отдельной отметкой в сервисе. Принятие соглашения не является согласием на обработку персональных данных: такие согласия оформляются отдельно.</w:t>
       </w:r>
     </w:p>
     <w:p>
@@ -181,7 +181,19 @@
     </w:p>
     <w:p>
       <w:r>
-        <w:t>4.3. Показ анкеты в выдаче другим пользователям и гостям, а также её отображение на карте осуществляются в пределах отдельно выбранных пользователем данных, аудитории и условий распространения. Настройка отображения на карте сама по себе не скрывает анкету из поиска. Для прекращения распространения пользователь меняет доступные настройки или направляет требование в поддержку.</w:t>
+        <w:t>4.3. Показ анкеты в выдаче другим пользователям и гостям, а также её отображение на карте осуществляются только при наличии отдельного согласия на распространение (</w:t>
+      </w:r>
+      <w:hyperlink r:id="rId14">
+        <w:r>
+          <w:rPr>
+            <w:color w:val="1F4D70"/>
+            <w:u w:val="single"/>
+          </w:rPr>
+          <w:t>https://sportsearch.shop/legal/profile-visibility)</w:t>
+        </w:r>
+      </w:hyperlink>
+      <w:r>
+        <w:t xml:space="preserve"> и в пределах выбранных пользователем групп сведений и аудитории. Настройка отображения на карте сама по себе не скрывает анкету из поиска. Без такого согласия пользователь может искать партнёров, переписываться и участвовать в играх; его сведения получают только участники, с которыми он взаимодействует. Для прекращения распространения пользователь меняет настройки видимости анкеты или направляет требование в поддержку.</w:t>
       </w:r>
     </w:p>
     <w:p>
@@ -257,7 +269,7 @@
       <w:r>
         <w:t xml:space="preserve">7.1. В сервисе применяются рекомендательные технологии. Правила и объяснение используемых сведений доступны по адресу </w:t>
       </w:r>
-      <w:hyperlink r:id="rId14">
+      <w:hyperlink r:id="rId15">
         <w:r>
           <w:rPr>
             <w:color w:val="1F4D70"/>

--- a/docs/legal/2026-09-08/deliverables/01_Пользовательское_соглашение.docx
+++ b/docs/legal/2026-09-08/deliverables/01_Пользовательское_соглашение.docx
@@ -100,7 +100,7 @@
     </w:p>
     <w:p>
       <w:r>
-        <w:t>2.2. До регистрации пользователь получает доступ к соглашению. Договор заключается нажатием кнопки входа или регистрации (получение кода на email, вход через Apple ID или Google), рядом с которой размещены ссылка на соглашение и указание, что нажатие означает его принятие. Просмотр страниц и молчание не заменяют такое действие. Для существующего аккаунта принятие новой редакции фиксируется отдельной отметкой в сервисе. Принятие соглашения не является согласием на обработку персональных данных: такие согласия оформляются отдельно.</w:t>
+        <w:t>2.2. До регистрации пользователь получает доступ к соглашению. Договор заключается нажатием кнопки входа или регистрации (получение кода по SMS или на email, вход через VK ID, Apple ID или Google), рядом с которой размещены ссылка на соглашение и указание, что нажатие означает его принятие. Просмотр страниц и молчание не заменяют такое действие. Для существующего аккаунта принятие новой редакции фиксируется отдельной отметкой в сервисе. Принятие соглашения не является согласием на обработку персональных данных: такие согласия оформляются отдельно.</w:t>
       </w:r>
     </w:p>
     <w:p>

--- a/docs/legal/2026-09-08/deliverables/01_Пользовательское_соглашение.docx
+++ b/docs/legal/2026-09-08/deliverables/01_Пользовательское_соглашение.docx
@@ -30,7 +30,7 @@
     </w:p>
     <w:p>
       <w:r>
-        <w:t>1.1. Владелец сервиса — Захаров Матвей Владимирович, физическое лицо без статуса ИП, применяющее специальный налоговый режим «Налог на профессиональный доход», ИНН 471803649801. Адрес для юридически значимых обращений: 187420, Россия, г. Сясьстрой, ул. Космонавтов, д. 8, кв. 15. Электронная почта: support@sportsearch.shop.</w:t>
+        <w:t>1.1. Владелец сервиса — Захаров Матвей Владимирович, индивидуальный предприниматель, применяющий специальный налоговый режим «Налог на профессиональный доход», ИНН 471803649801, ОГРНИП 326470400131678. Адрес для юридически значимых обращений: 187420, Россия, г. Сясьстрой, ул. Космонавтов, д. 8, кв. 15. Электронная почта: support@sportsearch.shop.</w:t>
       </w:r>
     </w:p>
     <w:p>
